--- a/cfo-bot/Pricing Strategy Document.docx
+++ b/cfo-bot/Pricing Strategy Document.docx
@@ -1116,7 +1116,21 @@
                 <w:rFonts w:ascii="Times New Roman" w:hAnsi="Times New Roman" w:cs="Times New Roman"/>
                 <w:lang w:val="en-US"/>
               </w:rPr>
-              <w:t>$1812.00</w:t>
+              <w:t>$</w:t>
+            </w:r>
+            <w:r>
+              <w:rPr>
+                <w:rFonts w:ascii="Times New Roman" w:hAnsi="Times New Roman" w:cs="Times New Roman"/>
+                <w:lang w:val="en-US"/>
+              </w:rPr>
+              <w:t>912</w:t>
+            </w:r>
+            <w:r>
+              <w:rPr>
+                <w:rFonts w:ascii="Times New Roman" w:hAnsi="Times New Roman" w:cs="Times New Roman"/>
+                <w:lang w:val="en-US"/>
+              </w:rPr>
+              <w:t>.00</w:t>
             </w:r>
           </w:p>
         </w:tc>
@@ -1258,7 +1272,21 @@
                 <w:rFonts w:ascii="Times New Roman" w:hAnsi="Times New Roman" w:cs="Times New Roman"/>
                 <w:lang w:val="en-US"/>
               </w:rPr>
-              <w:t>$5434.00</w:t>
+              <w:t>$</w:t>
+            </w:r>
+            <w:r>
+              <w:rPr>
+                <w:rFonts w:ascii="Times New Roman" w:hAnsi="Times New Roman" w:cs="Times New Roman"/>
+                <w:lang w:val="en-US"/>
+              </w:rPr>
+              <w:t>2734</w:t>
+            </w:r>
+            <w:r>
+              <w:rPr>
+                <w:rFonts w:ascii="Times New Roman" w:hAnsi="Times New Roman" w:cs="Times New Roman"/>
+                <w:lang w:val="en-US"/>
+              </w:rPr>
+              <w:t>.00</w:t>
             </w:r>
           </w:p>
         </w:tc>
@@ -1309,7 +1337,19 @@
         <w:rPr>
           <w:color w:val="000000" w:themeColor="text1"/>
         </w:rPr>
-        <w:t>Pro model costs 62.4% more than Lite model for the same usage</w:t>
+        <w:t xml:space="preserve">Pro model costs </w:t>
+      </w:r>
+      <w:r>
+        <w:rPr>
+          <w:color w:val="000000" w:themeColor="text1"/>
+        </w:rPr>
+        <w:t xml:space="preserve">45.28 </w:t>
+      </w:r>
+      <w:r>
+        <w:rPr>
+          <w:color w:val="000000" w:themeColor="text1"/>
+        </w:rPr>
+        <w:t>% more than Lite model for the same usage</w:t>
       </w:r>
     </w:p>
     <w:p>
